--- a/data/client_01_clean/meeting_notes.docx
+++ b/data/client_01_clean/meeting_notes.docx
@@ -24,7 +24,7 @@
     </w:p>
     <w:p>
       <w:r>
-        <w:t>We agreed she would move £20,000 from the cash account into the Stocks &amp; Shares ISA. No investments are being sold to do this — it is simply moving available cash into the ISA wrapper, so there is no disposal involved.</w:t>
+        <w:t>We agreed she would move £20,000 from the cash account into the Stocks &amp; Shares ISA. No investments are being sold to do this; it is simply moving available cash into the ISA wrapper, so there is no disposal involved.</w:t>
       </w:r>
     </w:p>
     <w:p>
